--- a/docs/service/JOBWORK_SYSTEM_GUIDE.docx
+++ b/docs/service/JOBWORK_SYSTEM_GUIDE.docx
@@ -228,7 +228,7 @@
                 <w:color w:val="1A1A1A"/>
                 <w:sz w:val="19"/>
               </w:rPr>
-              <w:t>2026-09-23</w:t>
+              <w:t>2026-09-28</w:t>
             </w:r>
           </w:p>
         </w:tc>
@@ -595,7 +595,7 @@
                 <w:color w:val="8A3B1E"/>
                 <w:sz w:val="18"/>
               </w:rPr>
-              <w:t>job_work_vendor</w:t>
+              <w:t>vendor</w:t>
             </w:r>
             <w:r>
               <w:rPr>
@@ -2963,7 +2963,7 @@
           <w:color w:val="1A1A1A"/>
           <w:sz w:val="21"/>
         </w:rPr>
-        <w:t>Generated from the running app on 2026-09-23. Full request and response bodies are in the API Reference document.</w:t>
+        <w:t>Generated from the running app on 2026-09-28. Full request and response bodies are in the API Reference document.</w:t>
       </w:r>
     </w:p>
     <w:tbl>
@@ -3471,7 +3471,7 @@
         <w:color w:val="555555"/>
         <w:sz w:val="16"/>
       </w:rPr>
-      <w:t>KairoX ERP · Job Work (outsourcing) · System Guide · updated 2026-09-23</w:t>
+      <w:t>KairoX ERP · Job Work (outsourcing) · System Guide · updated 2026-09-28</w:t>
     </w:r>
   </w:p>
 </w:ftr>
